--- a/交付成果/第三轮修订版/第三轮4周版/读书会18_大念处经精读_4周资料包（第三版修订）/Word版/第4周_法念处（二）与总复习实修_学员版.docx
+++ b/交付成果/第三轮修订版/第三轮4周版/读书会18_大念处经精读_4周资料包（第三版修订）/Word版/第4周_法念处（二）与总复习实修_学员版.docx
@@ -4998,31 +4998,31 @@
         <w:rPr>
           <w:b w:val="0"/>
         </w:rPr>
-        <w:t>整理注（截断缺口）：本转写稿两处截断（[00:22:56]—[00:27:36]、[00:56:23]—[01:06:10]）</w:t>
-      </w:r>
-      <w:r>
-        <w:rPr>
-          <w:b/>
-        </w:rPr>
-        <w:t>未返回</w:t>
-      </w:r>
-      <w:r>
-        <w:rPr>
-          <w:b w:val="0"/>
-        </w:rPr>
-        <w:t>，缺口</w:t>
-      </w:r>
-      <w:r>
-        <w:rPr>
-          <w:b/>
-        </w:rPr>
-        <w:t>如实注明，不虚构补写</w:t>
-      </w:r>
-      <w:r>
-        <w:rPr>
-          <w:b w:val="0"/>
-        </w:rPr>
-        <w:t>（同内容见材料①②④）；同音错字已按上下文校对，无法可靠校订处保留原文并加（整理注：…）。</w:t>
+        <w:t xml:space="preserve">整理注（缺口核对）：经回源原始转写稿复核，本转写稿 </w:t>
+      </w:r>
+      <w:r>
+        <w:rPr>
+          <w:b/>
+        </w:rPr>
+        <w:t>[00:22:56]—[00:27:36]、[00:56:23]—[01:06:10] 两段源稿完整、时间码连续无断档</w:t>
+      </w:r>
+      <w:r>
+        <w:rPr>
+          <w:b w:val="0"/>
+        </w:rPr>
+        <w:t>（原「截断缺口」系资料包节选所致之虚记，据实更正为：</w:t>
+      </w:r>
+      <w:r>
+        <w:rPr>
+          <w:b/>
+        </w:rPr>
+        <w:t>该段源稿完整</w:t>
+      </w:r>
+      <w:r>
+        <w:rPr>
+          <w:b w:val="0"/>
+        </w:rPr>
+        <w:t>）；同音错字已按上下文校对，无法可靠校订处保留原文并加（整理注：…）。</w:t>
       </w:r>
     </w:p>
     <w:p>
@@ -5078,7 +5078,7 @@
         <w:rPr>
           <w:b w:val="0"/>
         </w:rPr>
-        <w:t>[00:05:37.100] 那它们怎样成为被执取的目标呢？实际上人的身体呢，它只是由二十八种色法所组成，但如果你作意自己的身体"是我的身体"，并且相信那是你的，那就是邪见。而贪欲呢，也会因而生起。你可能会执着自己的身体以及别人的身体，比如说你的太太啊、先生啊、孩子啊、父亲母亲啊，那如果你相信它是真实存在的，那就是邪见；如果你执着他们呢，就是贪欲，就是有贪、有邪见在里面。啊，那如果邪见和贪欲的烦恼呢，就会生起取（整理注：转写失真，依上下文当作"执取"）。</w:t>
+        <w:t>[00:05:37.100] 那它们怎样成为被执取的目标呢？实际上人的身体呢，它只是由二十八种色法所组成，但如果你作意自己的身体"是我的身体"，并且相信那是你的，那就是邪见。而贪欲呢，也会因而生起。你可能会执着自己的身体以及别人的身体，比如说你的太太啊、先生啊、孩子啊、父亲母亲啊，那如果你相信它是真实存在的，那就是邪见；如果你执着他们呢，就是贪欲，就是有贪、有邪见在里面。啊，那如果邪见和贪欲的烦恼呢，就会生起执取。</w:t>
       </w:r>
     </w:p>
     <w:p>

--- a/交付成果/第三轮修订版/第三轮4周版/读书会18_大念处经精读_4周资料包（第三版修订）/Word版/第4周_法念处（二）与总复习实修_学员版.docx
+++ b/交付成果/第三轮修订版/第三轮4周版/读书会18_大念处经精读_4周资料包（第三版修订）/Word版/第4周_法念处（二）与总复习实修_学员版.docx
@@ -4628,7 +4628,7 @@
         <w:rPr>
           <w:b w:val="0"/>
         </w:rPr>
-        <w:t>由于烦恼被禅定镇伏而没有显现，有些禅修者甚至心想：“我是阿罗汉”，就像住在乌迦瓦里卡(Uccavālika)的大龙大长老(Mahānāga Mahāthera)之例。</w:t>
+        <w:t>由于烦恼被禅定镇伏而没有显现，有些禅修者甚至心想：“我是阿拉汉”，就像住在乌迦瓦里卡(Uccavālika)的大龙大长老(Mahānāga Mahāthera)之例。</w:t>
       </w:r>
     </w:p>
     <w:p>
@@ -4643,7 +4643,7 @@
         <w:rPr>
           <w:b w:val="0"/>
         </w:rPr>
-        <w:t>以下是他的故事：据说住在达郎迦拉(Talaṅgara)的法施长老(Dhammadinna Thera)是大龙大长老的弟子，他是一位拥有四无碍解智的阿罗汉，也是一大群比丘的导师。</w:t>
+        <w:t>以下是他的故事：据说住在达郎迦拉(Talaṅgara)的法施长老(Dhammadinna Thera)是大龙大长老的弟子，他是一位拥有四无碍解智的阿拉汉，也是一大群比丘的导师。</w:t>
       </w:r>
     </w:p>
     <w:p>
@@ -4703,7 +4703,7 @@
         <w:rPr>
           <w:b w:val="0"/>
         </w:rPr>
-        <w:t>大龙大长老问他说：“法施，你为什么突然来到这里？”法施阿罗汉回答说：“我想来请教尊者一些问题。”大长老说：“问吧，我会尽我所知的来回答你。”于是他问了一千个问题。</w:t>
+        <w:t>大龙大长老问他说：“法施，你为什么突然来到这里？”法施阿拉汉回答说：“我想来请教尊者一些问题。”大长老说：“问吧，我会尽我所知的来回答你。”于是他问了一千个问题。</w:t>
       </w:r>
     </w:p>
     <w:p>
@@ -4763,7 +4763,7 @@
         <w:rPr>
           <w:b w:val="0"/>
         </w:rPr>
-        <w:t>大长老就照着做了。看到大白象快速直冲过来的可怕景象，大长老跳了起来，准备逃走。这时，断尽烦恼的法施阿罗汉伸手捉住老师的袈裟，说：“尊者，断尽烦恼的人还会胆怯吗？”</w:t>
+        <w:t>大长老就照着做了。看到大白象快速直冲过来的可怕景象，大长老跳了起来，准备逃走。这时，断尽烦恼的法施阿拉汉伸手捉住老师的袈裟，说：“尊者，断尽烦恼的人还会胆怯吗？”</w:t>
       </w:r>
     </w:p>
     <w:p>
@@ -4778,7 +4778,7 @@
         <w:rPr>
           <w:b w:val="0"/>
         </w:rPr>
-        <w:t>这时他的老师才了解自己还是个凡夫，于是跪在法施阿罗汉脚下，说：“法施贤友，请帮助我。”</w:t>
+        <w:t>这时他的老师才了解自己还是个凡夫，于是跪在法施阿拉汉脚下，说：“法施贤友，请帮助我。”</w:t>
       </w:r>
     </w:p>
     <w:p>
@@ -4793,7 +4793,7 @@
         <w:rPr>
           <w:b w:val="0"/>
         </w:rPr>
-        <w:t>法施阿罗汉说：“尊者，不必担忧，我正是为了要帮助您才来的。”于是他为老师详细地解说一种业处，大长老领受了该业处，然后向经行道走去，走到第三步时就证悟了阿罗汉果。</w:t>
+        <w:t>法施阿拉汉说：“尊者，不必担忧，我正是为了要帮助您才来的。”于是他为老师详细地解说一种业处，大长老领受了该业处，然后向经行道走去，走到第三步时就证悟了阿拉汉果。</w:t>
       </w:r>
     </w:p>
     <w:p>
@@ -4838,7 +4838,7 @@
         <w:rPr>
           <w:b w:val="0"/>
         </w:rPr>
-        <w:t>须陀洹道是邪见、疑、戒禁取见、嫉、悭这五种结最终灭尽的原因；斯陀含道是粗的欲界贪与瞋恨二结最终灭尽的原因；细的欲界贪与瞋恨二结最终被阿那含道灭尽；阿罗汉道则是导致我慢、有欲与无明三结永远灭尽的原因。</w:t>
+        <w:t>须陀洹道是邪见、疑、戒禁取见、嫉、悭这五种结最终灭尽的原因；斯陀含道是粗的欲界贪与瞋恨二结最终灭尽的原因；细的欲界贪与瞋恨二结最终被阿那含道灭尽；阿拉汉道则是导致我慢、有欲与无明三结永远灭尽的原因。</w:t>
       </w:r>
     </w:p>
     <w:p>

--- a/交付成果/第三轮修订版/第三轮4周版/读书会18_大念处经精读_4周资料包（第三版修订）/Word版/第4周_法念处（二）与总复习实修_学员版.docx
+++ b/交付成果/第三轮修订版/第三轮4周版/读书会18_大念处经精读_4周资料包（第三版修订）/Word版/第4周_法念处（二）与总复习实修_学员版.docx
@@ -2272,14 +2272,6 @@
     <w:p>
       <w:r>
         <w:rPr>
-          <w:b w:val="0"/>
-        </w:rPr>
-        <w:t>[generated, not original text]</w:t>
-      </w:r>
-    </w:p>
-    <w:p>
-      <w:r>
-        <w:rPr>
           <w:b/>
         </w:rPr>
         <w:t>材料②</w:t>
@@ -3006,14 +2998,6 @@
     <w:p>
       <w:r>
         <w:rPr>
-          <w:b w:val="0"/>
-        </w:rPr>
-        <w:t>[generated, not original text]</w:t>
-      </w:r>
-    </w:p>
-    <w:p>
-      <w:r>
-        <w:rPr>
           <w:b/>
         </w:rPr>
         <w:t>材料③</w:t>
@@ -4234,14 +4218,6 @@
     <w:p>
       <w:r>
         <w:rPr>
-          <w:b w:val="0"/>
-        </w:rPr>
-        <w:t>[generated, not original text]</w:t>
-      </w:r>
-    </w:p>
-    <w:p>
-      <w:r>
-        <w:rPr>
           <w:b/>
         </w:rPr>
         <w:t>材料④</w:t>
@@ -4844,14 +4820,6 @@
     <w:p>
       <w:r>
         <w:rPr>
-          <w:b w:val="0"/>
-        </w:rPr>
-        <w:t>[generated, not original text]</w:t>
-      </w:r>
-    </w:p>
-    <w:p>
-      <w:r>
-        <w:rPr>
           <w:b/>
         </w:rPr>
         <w:t>材料⑤</w:t>
@@ -5159,14 +5127,6 @@
           <w:b w:val="0"/>
         </w:rPr>
         <w:t>[00:55:05.545] 那么就三种方式，一是暂时的舍断，暂时的舍断，我怎么观察它？我们叫（身念处）三步法、（受念处）三步法五步法啊，乃至于说你去梳理它，这个八字图（整理注：转写失真）来啊，这个通过这个观察，我们如理作意啊，这个就是一个基本的，我们叫做暂时的舍断。好，那如果我们未来能够修止禅或者修观智哈，你可能可以在那个止禅和观智的阶段里面镇伏它。那我们在说缘起的时候呢，如果能够把这一条因果链条串起来啊，那么这种手段呢就会更强的，它也是镇伏手段，但是呢会有效地削弱它（烦恼）的力量。好。</w:t>
-      </w:r>
-    </w:p>
-    <w:p>
-      <w:r>
-        <w:rPr>
-          <w:b w:val="0"/>
-        </w:rPr>
-        <w:t>[generated, not original text]</w:t>
       </w:r>
     </w:p>
     <w:p>
@@ -9414,14 +9374,6 @@
     <w:p>
       <w:r>
         <w:rPr>
-          <w:b w:val="0"/>
-        </w:rPr>
-        <w:t>[generated, not original text]</w:t>
-      </w:r>
-    </w:p>
-    <w:p>
-      <w:r>
-        <w:rPr>
           <w:b/>
         </w:rPr>
         <w:t>材料②</w:t>
@@ -9672,14 +9624,6 @@
     <w:p>
       <w:r>
         <w:rPr>
-          <w:b w:val="0"/>
-        </w:rPr>
-        <w:t>[generated, not original text]</w:t>
-      </w:r>
-    </w:p>
-    <w:p>
-      <w:r>
-        <w:rPr>
           <w:b/>
         </w:rPr>
         <w:t>材料③</w:t>
@@ -10078,14 +10022,6 @@
     <w:p>
       <w:r>
         <w:rPr>
-          <w:b w:val="0"/>
-        </w:rPr>
-        <w:t>[generated, not original text]</w:t>
-      </w:r>
-    </w:p>
-    <w:p>
-      <w:r>
-        <w:rPr>
           <w:b/>
         </w:rPr>
         <w:t>材料④</w:t>
@@ -10863,14 +10799,6 @@
           <w:b w:val="0"/>
         </w:rPr>
         <w:t>（本开示可获取内容至此结束）</w:t>
-      </w:r>
-    </w:p>
-    <w:p>
-      <w:r>
-        <w:rPr>
-          <w:b w:val="0"/>
-        </w:rPr>
-        <w:t>[generated, not original text]</w:t>
       </w:r>
     </w:p>
     <w:p>
